--- a/descargas/plantilla-solicitud-vacaciones-chile.docx
+++ b/descargas/plantilla-solicitud-vacaciones-chile.docx
@@ -443,7 +443,7 @@
           <w:color w:val="94A3B8"/>
           <w:sz w:val="16"/>
         </w:rPr>
-        <w:t>Formato oficial referencial proporcionado por calculolaboral.cl - Conforme a dictámenes de la Dirección del Trabajo.</w:t>
+        <w:t xml:space="preserve">Modelo de referencia de calculolaboral.cl, basado en el Código del Trabajo (Arts. 67 y siguientes).</w:t>
       </w:r>
     </w:p>
     <w:sectPr>
